--- a/output/docx/ru/BUFR_TableD_ru_15.docx
+++ b/output/docx/ru/BUFR_TableD_ru_15.docx
@@ -3591,7 +3591,7 @@
                 <w:b w:val="0"/>
                 <w:sz w:val="16"/>
               </w:rPr>
-              <w:t>Note 24: Если используется поле 0 01 011, данное поле пропускается, и наоборот.</w:t>
+              <w:t>Note D24: Если используется поле 0 01 011, данное поле пропускается, и наоборот.</w:t>
             </w:r>
           </w:p>
         </w:tc>
@@ -3830,7 +3830,7 @@
                 <w:b w:val="0"/>
                 <w:sz w:val="16"/>
               </w:rPr>
-              <w:t>Note 31: Целое число, присвоенное оператором, дискретно увеличивается для каждой новой трансекты (т. е. все спуски имеют один и тот же номер трансекты, пока судно движется от одного конечного пункта маршрута в другой конечный пункт; как только судно прибыло в порт и следует обратно, чтобы начать новую трансекту, тогда номер трансекты дискретно увеличивается). Исходная величина и последующие величины номеров трансект не имеют значения при условии, что каждая новая трансекта, выполняемая судном в рейсе, имеет номер трансекты выше, чем предыдущие номера трансект, выполненных на одном и том же маршруте одним и тем же судном. В случае, если в течение одного круиза плавание выполняется подряд более чем по одному маршруту ППС, тогда номер трансекты должен дискретно увеличиваться каждый раз, когда судно меняет маршрут.</w:t>
+              <w:t>Note D31: Целое число, присвоенное оператором, дискретно увеличивается для каждой новой трансекты (т. е. все спуски имеют один и тот же номер трансекты, пока судно движется от одного конечного пункта маршрута в другой конечный пункт; как только судно прибыло в порт и следует обратно, чтобы начать новую трансекту, тогда номер трансекты дискретно увеличивается). Исходная величина и последующие величины номеров трансект не имеют значения при условии, что каждая новая трансекта, выполняемая судном в рейсе, имеет номер трансекты выше, чем предыдущие номера трансект, выполненных на одном и том же маршруте одним и тем же судном. В случае, если в течение одного круиза плавание выполняется подряд более чем по одному маршруту ППС, тогда номер трансекты должен дискретно увеличиваться каждый раз, когда судно меняет маршрут.</w:t>
             </w:r>
           </w:p>
         </w:tc>
@@ -6996,7 +6996,7 @@
                 <w:b w:val="0"/>
                 <w:sz w:val="16"/>
               </w:rPr>
-              <w:t>Note 64: Данный дескриптор применяется для метода, использовавшегося для выборки горизонтов температурного профиля воды, закодированных с помощью 3 15 005. Если данные о температуре сообщаются по характерным горизонтам, то значения должны: a) быть достаточными для воссоздания основных характерных особенностей профиля; b) определять верхнюю и нижнюю границы изотермических слоев.</w:t>
+              <w:t>Note D64: Данный дескриптор применяется для метода, использовавшегося для выборки горизонтов температурного профиля воды, закодированных с помощью 3 15 005. Если данные о температуре сообщаются по характерным горизонтам, то значения должны: a) быть достаточными для воссоздания основных характерных особенностей профиля; b) определять верхнюю и нижнюю границы изотермических слоев.</w:t>
             </w:r>
           </w:p>
         </w:tc>
